--- a/APRESENTACAO-COMANDO.docx
+++ b/APRESENTACAO-COMANDO.docx
@@ -1720,37 +1720,37 @@
                 <w:sz w:val="18"/>
                 <w:szCs w:val="18"/>
               </w:rPr>
-              <w:t xml:space="preserve">Redução judicial de escala</w:t>
-            </w:r>
-          </w:p>
-        </w:tc>
-        <w:tc>
-          <w:tcPr>
-            <w:tcW w:type="pct" w:w="33%"/>
-            <w:tcBorders>
-              <w:top w:val="single" w:color="AAAAAA" w:sz="4"/>
-              <w:left w:val="single" w:color="AAAAAA" w:sz="4"/>
-              <w:bottom w:val="single" w:color="AAAAAA" w:sz="4"/>
-              <w:right w:val="single" w:color="AAAAAA" w:sz="4"/>
-            </w:tcBorders>
-            <w:tcMar>
-              <w:top w:type="dxa" w:w="60"/>
-              <w:left w:type="dxa" w:w="90"/>
-              <w:bottom w:type="dxa" w:w="60"/>
-              <w:right w:type="dxa" w:w="90"/>
-            </w:tcMar>
-            <w:vAlign w:val="center"/>
-          </w:tcPr>
-          <w:p>
-            <w:pPr>
-              <w:jc w:val="left"/>
-            </w:pPr>
-            <w:r>
-              <w:rPr>
-                <w:sz w:val="18"/>
-                <w:szCs w:val="18"/>
-              </w:rPr>
-              <w:t xml:space="preserve">Percentual por militar, com confirmação para escalar assim mesmo</w:t>
+              <w:t xml:space="preserve">Restrições por militar</w:t>
+            </w:r>
+          </w:p>
+        </w:tc>
+        <w:tc>
+          <w:tcPr>
+            <w:tcW w:type="pct" w:w="33%"/>
+            <w:tcBorders>
+              <w:top w:val="single" w:color="AAAAAA" w:sz="4"/>
+              <w:left w:val="single" w:color="AAAAAA" w:sz="4"/>
+              <w:bottom w:val="single" w:color="AAAAAA" w:sz="4"/>
+              <w:right w:val="single" w:color="AAAAAA" w:sz="4"/>
+            </w:tcBorders>
+            <w:tcMar>
+              <w:top w:type="dxa" w:w="60"/>
+              <w:left w:type="dxa" w:w="90"/>
+              <w:bottom w:type="dxa" w:w="60"/>
+              <w:right w:type="dxa" w:w="90"/>
+            </w:tcMar>
+            <w:vAlign w:val="center"/>
+          </w:tcPr>
+          <w:p>
+            <w:pPr>
+              <w:jc w:val="left"/>
+            </w:pPr>
+            <w:r>
+              <w:rPr>
+                <w:sz w:val="18"/>
+                <w:szCs w:val="18"/>
+              </w:rPr>
+              <w:t xml:space="preserve">Só fim de semana (quem estuda) e/ou teto judicial de % do mês — combináveis</w:t>
             </w:r>
           </w:p>
         </w:tc>
